--- a/关于python与agent学习通用概念.docx
+++ b/关于python与agent学习通用概念.docx
@@ -267,20 +267,7 @@
           <w:szCs w:val="28"/>
           <w:lang w:val="en-US" w:eastAsia="zh-CN"/>
         </w:rPr>
-        <w:t>5、break</w:t>
-      </w:r>
-      <w:bookmarkStart w:id="0" w:name="_GoBack"/>
-      <w:bookmarkEnd w:id="0"/>
-      <w:r>
-        <w:rPr>
-          <w:rFonts w:hint="eastAsia"/>
-          <w:b/>
-          <w:bCs/>
-          <w:sz w:val="28"/>
-          <w:szCs w:val="28"/>
-          <w:lang w:val="en-US" w:eastAsia="zh-CN"/>
-        </w:rPr>
-        <w:t>和continue关键字的区别是？</w:t>
+        <w:t>5、break和continue关键字的区别是？</w:t>
       </w:r>
     </w:p>
     <w:p>
@@ -1869,14 +1856,7 @@
           <w:sz w:val="28"/>
           <w:szCs w:val="28"/>
         </w:rPr>
-        <w:t>你说说这几个接口</w:t>
-      </w:r>
-      <w:r>
-        <w:rPr>
-          <w:sz w:val="28"/>
-          <w:szCs w:val="28"/>
-        </w:rPr>
-        <w:t>分别用的什么请求方式？为什么这么用？</w:t>
+        <w:t>你说说这几个接口分别用的什么请求方式？为什么这么用？</w:t>
       </w:r>
     </w:p>
     <w:p>
@@ -1949,6 +1929,7 @@
         <w:keepLines w:val="0"/>
         <w:widowControl/>
         <w:numPr>
+          <w:ilvl w:val="0"/>
           <w:numId w:val="0"/>
         </w:numPr>
         <w:suppressLineNumbers w:val="0"/>
@@ -1979,6 +1960,7 @@
         <w:keepLines w:val="0"/>
         <w:widowControl/>
         <w:numPr>
+          <w:ilvl w:val="0"/>
           <w:numId w:val="0"/>
         </w:numPr>
         <w:suppressLineNumbers w:val="0"/>
@@ -2015,6 +1997,7 @@
     <w:p>
       <w:pPr>
         <w:numPr>
+          <w:ilvl w:val="0"/>
           <w:numId w:val="0"/>
         </w:numPr>
         <w:ind w:leftChars="0"/>
@@ -2027,6 +2010,106 @@
           <w:lang w:val="en-US" w:eastAsia="zh-CN"/>
         </w:rPr>
       </w:pPr>
+      <w:r>
+        <w:rPr>
+          <w:rFonts w:hint="default"/>
+          <w:b/>
+          <w:bCs/>
+          <w:sz w:val="28"/>
+          <w:szCs w:val="28"/>
+          <w:lang w:val="en-US" w:eastAsia="zh-CN"/>
+        </w:rPr>
+        <w:t>2</w:t>
+      </w:r>
+      <w:r>
+        <w:rPr>
+          <w:rFonts w:hint="eastAsia"/>
+          <w:b/>
+          <w:bCs/>
+          <w:sz w:val="28"/>
+          <w:szCs w:val="28"/>
+          <w:lang w:val="en-US" w:eastAsia="zh-CN"/>
+        </w:rPr>
+        <w:t>8、</w:t>
+      </w:r>
+      <w:r>
+        <w:rPr>
+          <w:rFonts w:hint="default"/>
+          <w:b/>
+          <w:bCs/>
+          <w:sz w:val="28"/>
+          <w:szCs w:val="28"/>
+          <w:lang w:val="en-US" w:eastAsia="zh-CN"/>
+        </w:rPr>
+        <w:t>简述什么是 Python 的装饰器？</w:t>
+      </w:r>
+    </w:p>
+    <w:p>
+      <w:pPr>
+        <w:numPr>
+          <w:ilvl w:val="0"/>
+          <w:numId w:val="0"/>
+        </w:numPr>
+        <w:ind w:leftChars="0"/>
+        <w:rPr>
+          <w:rFonts w:hint="default"/>
+          <w:b w:val="0"/>
+          <w:bCs w:val="0"/>
+          <w:sz w:val="24"/>
+          <w:szCs w:val="24"/>
+          <w:lang w:val="en-US" w:eastAsia="zh-CN"/>
+        </w:rPr>
+      </w:pPr>
+      <w:r>
+        <w:rPr>
+          <w:rFonts w:hint="eastAsia"/>
+          <w:b w:val="0"/>
+          <w:bCs w:val="0"/>
+          <w:sz w:val="28"/>
+          <w:szCs w:val="28"/>
+          <w:lang w:val="en-US" w:eastAsia="zh-CN"/>
+        </w:rPr>
+        <w:t>答：</w:t>
+      </w:r>
+      <w:r>
+        <w:rPr>
+          <w:rFonts w:hint="default"/>
+          <w:b w:val="0"/>
+          <w:bCs w:val="0"/>
+          <w:sz w:val="24"/>
+          <w:szCs w:val="24"/>
+          <w:lang w:val="en-US" w:eastAsia="zh-CN"/>
+        </w:rPr>
+        <w:t>装饰器本质是接收函数作为参数，返回新函数的高阶函数。</w:t>
+      </w:r>
+    </w:p>
+    <w:p>
+      <w:pPr>
+        <w:numPr>
+          <w:ilvl w:val="0"/>
+          <w:numId w:val="0"/>
+        </w:numPr>
+        <w:ind w:leftChars="0"/>
+        <w:rPr>
+          <w:rFonts w:hint="default"/>
+          <w:b w:val="0"/>
+          <w:bCs w:val="0"/>
+          <w:sz w:val="24"/>
+          <w:szCs w:val="24"/>
+          <w:lang w:val="en-US" w:eastAsia="zh-CN"/>
+        </w:rPr>
+      </w:pPr>
+      <w:r>
+        <w:rPr>
+          <w:rFonts w:hint="default"/>
+          <w:b w:val="0"/>
+          <w:bCs w:val="0"/>
+          <w:sz w:val="24"/>
+          <w:szCs w:val="24"/>
+          <w:lang w:val="en-US" w:eastAsia="zh-CN"/>
+        </w:rPr>
+        <w:t>作用：在不改动原函数代码的前提下，给函数增加额外功能（日志、计时、权限校验）。</w:t>
+      </w:r>
     </w:p>
     <w:p>
       <w:pPr>
@@ -2044,6 +2127,8 @@
           <w:lang w:val="en-US" w:eastAsia="zh-CN"/>
         </w:rPr>
       </w:pPr>
+      <w:bookmarkStart w:id="0" w:name="_GoBack"/>
+      <w:bookmarkEnd w:id="0"/>
     </w:p>
     <w:p>
       <w:pPr>

--- a/关于python与agent学习通用概念.docx
+++ b/关于python与agent学习通用概念.docx
@@ -1856,7 +1856,7 @@
           <w:sz w:val="28"/>
           <w:szCs w:val="28"/>
         </w:rPr>
-        <w:t>你说说这几个接口分别用的什么请求方式？为什么这么用？</w:t>
+        <w:t>接口分别用的什么请求方式？为什么这么用？</w:t>
       </w:r>
     </w:p>
     <w:p>
@@ -2065,8 +2065,8 @@
           <w:rFonts w:hint="eastAsia"/>
           <w:b w:val="0"/>
           <w:bCs w:val="0"/>
-          <w:sz w:val="28"/>
-          <w:szCs w:val="28"/>
+          <w:sz w:val="24"/>
+          <w:szCs w:val="24"/>
           <w:lang w:val="en-US" w:eastAsia="zh-CN"/>
         </w:rPr>
         <w:t>答：</w:t>
@@ -2127,8 +2127,59 @@
           <w:lang w:val="en-US" w:eastAsia="zh-CN"/>
         </w:rPr>
       </w:pPr>
+      <w:r>
+        <w:rPr>
+          <w:rFonts w:hint="eastAsia"/>
+          <w:b/>
+          <w:bCs/>
+          <w:sz w:val="28"/>
+          <w:szCs w:val="28"/>
+          <w:lang w:val="en-US" w:eastAsia="zh-CN"/>
+        </w:rPr>
+        <w:t>数据缓存是什么</w:t>
+      </w:r>
+    </w:p>
+    <w:p>
+      <w:pPr>
+        <w:widowControl w:val="0"/>
+        <w:numPr>
+          <w:ilvl w:val="0"/>
+          <w:numId w:val="0"/>
+        </w:numPr>
+        <w:jc w:val="both"/>
+        <w:rPr>
+          <w:rFonts w:hint="default"/>
+          <w:b w:val="0"/>
+          <w:bCs w:val="0"/>
+          <w:sz w:val="28"/>
+          <w:szCs w:val="28"/>
+          <w:lang w:val="en-US" w:eastAsia="zh-CN"/>
+        </w:rPr>
+      </w:pPr>
+      <w:r>
+        <w:rPr>
+          <w:rFonts w:hint="eastAsia"/>
+          <w:b w:val="0"/>
+          <w:bCs w:val="0"/>
+          <w:sz w:val="24"/>
+          <w:szCs w:val="24"/>
+          <w:lang w:val="en-US" w:eastAsia="zh-CN"/>
+        </w:rPr>
+        <w:t>答：</w:t>
+      </w:r>
       <w:bookmarkStart w:id="0" w:name="_GoBack"/>
       <w:bookmarkEnd w:id="0"/>
+      <w:r>
+        <w:rPr>
+          <w:rFonts w:hint="eastAsia"/>
+          <w:b w:val="0"/>
+          <w:bCs w:val="0"/>
+          <w:sz w:val="24"/>
+          <w:szCs w:val="24"/>
+          <w:lang w:val="en-US" w:eastAsia="zh-CN"/>
+        </w:rPr>
+        <w:t>是一种存储机制，用于临时存储数据，当再次需要这些数据时候，可以快速从缓存中检索，而不是重新去查数据库</w:t>
+      </w:r>
     </w:p>
     <w:p>
       <w:pPr>
@@ -2146,40 +2197,44 @@
           <w:lang w:val="en-US" w:eastAsia="zh-CN"/>
         </w:rPr>
       </w:pPr>
-    </w:p>
-    <w:p>
-      <w:pPr>
-        <w:numPr>
-          <w:ilvl w:val="0"/>
-          <w:numId w:val="2"/>
-        </w:numPr>
-        <w:ind w:left="0" w:leftChars="0" w:firstLine="0" w:firstLineChars="0"/>
-        <w:rPr>
-          <w:rFonts w:hint="default"/>
-          <w:b/>
-          <w:bCs/>
-          <w:sz w:val="28"/>
-          <w:szCs w:val="28"/>
-          <w:lang w:val="en-US" w:eastAsia="zh-CN"/>
-        </w:rPr>
-      </w:pPr>
-    </w:p>
-    <w:p>
-      <w:pPr>
-        <w:numPr>
-          <w:ilvl w:val="0"/>
-          <w:numId w:val="2"/>
-        </w:numPr>
-        <w:ind w:left="0" w:leftChars="0" w:firstLine="0" w:firstLineChars="0"/>
-        <w:rPr>
-          <w:rFonts w:hint="default"/>
-          <w:b/>
-          <w:bCs/>
-          <w:sz w:val="28"/>
-          <w:szCs w:val="28"/>
-          <w:lang w:val="en-US" w:eastAsia="zh-CN"/>
-        </w:rPr>
-      </w:pPr>
+      <w:r>
+        <w:rPr>
+          <w:rFonts w:hint="eastAsia"/>
+          <w:b/>
+          <w:bCs/>
+          <w:sz w:val="28"/>
+          <w:szCs w:val="28"/>
+          <w:lang w:val="en-US" w:eastAsia="zh-CN"/>
+        </w:rPr>
+        <w:t>Redis是什么？</w:t>
+      </w:r>
+    </w:p>
+    <w:p>
+      <w:pPr>
+        <w:numPr>
+          <w:numId w:val="0"/>
+        </w:numPr>
+        <w:ind w:leftChars="0"/>
+        <w:rPr>
+          <w:rFonts w:hint="default"/>
+          <w:b/>
+          <w:bCs/>
+          <w:sz w:val="28"/>
+          <w:szCs w:val="28"/>
+          <w:lang w:val="en-US" w:eastAsia="zh-CN"/>
+        </w:rPr>
+      </w:pPr>
+      <w:r>
+        <w:rPr>
+          <w:rFonts w:hint="eastAsia"/>
+          <w:b w:val="0"/>
+          <w:bCs w:val="0"/>
+          <w:sz w:val="24"/>
+          <w:szCs w:val="24"/>
+          <w:lang w:val="en-US" w:eastAsia="zh-CN"/>
+        </w:rPr>
+        <w:t>答：Redis是一种高性能的存储系统，能将数据存在内存里，因此读写很快。能有效提高性能、减少服务器压力、提升用户体验。</w:t>
+      </w:r>
     </w:p>
     <w:p>
       <w:pPr>

--- a/关于python与agent学习通用概念.docx
+++ b/关于python与agent学习通用概念.docx
@@ -2165,126 +2165,642 @@
           <w:szCs w:val="24"/>
           <w:lang w:val="en-US" w:eastAsia="zh-CN"/>
         </w:rPr>
-        <w:t>答：</w:t>
+        <w:t>答：是一种存储机制，用于临时存储数据，当再次需要这些数据时候，可以快速从缓存中检索，而不是重新去查数据库</w:t>
+      </w:r>
+    </w:p>
+    <w:p>
+      <w:pPr>
+        <w:numPr>
+          <w:ilvl w:val="0"/>
+          <w:numId w:val="2"/>
+        </w:numPr>
+        <w:ind w:left="0" w:leftChars="0" w:firstLine="0" w:firstLineChars="0"/>
+        <w:rPr>
+          <w:rFonts w:hint="default"/>
+          <w:b/>
+          <w:bCs/>
+          <w:sz w:val="28"/>
+          <w:szCs w:val="28"/>
+          <w:lang w:val="en-US" w:eastAsia="zh-CN"/>
+        </w:rPr>
+      </w:pPr>
+      <w:r>
+        <w:rPr>
+          <w:rFonts w:hint="eastAsia"/>
+          <w:b/>
+          <w:bCs/>
+          <w:sz w:val="28"/>
+          <w:szCs w:val="28"/>
+          <w:lang w:val="en-US" w:eastAsia="zh-CN"/>
+        </w:rPr>
+        <w:t>Redis是什么？</w:t>
+      </w:r>
+    </w:p>
+    <w:p>
+      <w:pPr>
+        <w:numPr>
+          <w:ilvl w:val="0"/>
+          <w:numId w:val="0"/>
+        </w:numPr>
+        <w:ind w:leftChars="0"/>
+        <w:rPr>
+          <w:rFonts w:hint="default"/>
+          <w:b/>
+          <w:bCs/>
+          <w:sz w:val="28"/>
+          <w:szCs w:val="28"/>
+          <w:lang w:val="en-US" w:eastAsia="zh-CN"/>
+        </w:rPr>
+      </w:pPr>
+      <w:r>
+        <w:rPr>
+          <w:rFonts w:hint="eastAsia"/>
+          <w:b w:val="0"/>
+          <w:bCs w:val="0"/>
+          <w:sz w:val="24"/>
+          <w:szCs w:val="24"/>
+          <w:lang w:val="en-US" w:eastAsia="zh-CN"/>
+        </w:rPr>
+        <w:t>答：Redis是一种高性能的存储系统，能将数据存在内存里，因此读写很快。能有效提高性能、减少服务器压力、提升用户体验。</w:t>
+      </w:r>
+    </w:p>
+    <w:p>
+      <w:pPr>
+        <w:numPr>
+          <w:ilvl w:val="0"/>
+          <w:numId w:val="2"/>
+        </w:numPr>
+        <w:ind w:left="0" w:leftChars="0" w:firstLine="0" w:firstLineChars="0"/>
+        <w:rPr>
+          <w:rFonts w:hint="default"/>
+          <w:b/>
+          <w:bCs/>
+          <w:sz w:val="28"/>
+          <w:szCs w:val="28"/>
+          <w:lang w:val="en-US" w:eastAsia="zh-CN"/>
+        </w:rPr>
+      </w:pPr>
+      <w:r>
+        <w:rPr>
+          <w:rFonts w:hint="eastAsia"/>
+          <w:b/>
+          <w:bCs/>
+          <w:sz w:val="28"/>
+          <w:szCs w:val="28"/>
+          <w:lang w:val="en-US" w:eastAsia="zh-CN"/>
+        </w:rPr>
+        <w:t>是不所有的crud操作都要配缓存？</w:t>
+      </w:r>
+    </w:p>
+    <w:p>
+      <w:pPr>
+        <w:numPr>
+          <w:ilvl w:val="0"/>
+          <w:numId w:val="0"/>
+        </w:numPr>
+        <w:ind w:leftChars="0"/>
+        <w:rPr>
+          <w:rFonts w:hint="eastAsia"/>
+          <w:b w:val="0"/>
+          <w:bCs w:val="0"/>
+          <w:sz w:val="24"/>
+          <w:szCs w:val="24"/>
+          <w:lang w:val="en-US" w:eastAsia="zh-CN"/>
+        </w:rPr>
+      </w:pPr>
+      <w:r>
+        <w:rPr>
+          <w:rFonts w:hint="eastAsia"/>
+          <w:b w:val="0"/>
+          <w:bCs w:val="0"/>
+          <w:sz w:val="24"/>
+          <w:szCs w:val="24"/>
+          <w:lang w:val="en-US" w:eastAsia="zh-CN"/>
+        </w:rPr>
+        <w:t>答：不是。只有「读多写少」的查询才需要缓存，写操作不仅不加缓存，反而要负责让缓存失效。</w:t>
+      </w:r>
+    </w:p>
+    <w:p>
+      <w:pPr>
+        <w:numPr>
+          <w:ilvl w:val="0"/>
+          <w:numId w:val="0"/>
+        </w:numPr>
+        <w:ind w:leftChars="0"/>
+        <w:rPr>
+          <w:rFonts w:hint="eastAsia"/>
+          <w:b w:val="0"/>
+          <w:bCs w:val="0"/>
+          <w:sz w:val="24"/>
+          <w:szCs w:val="24"/>
+          <w:lang w:val="en-US" w:eastAsia="zh-CN"/>
+        </w:rPr>
+      </w:pPr>
+      <w:r>
+        <w:rPr>
+          <w:rFonts w:hint="eastAsia"/>
+          <w:b w:val="0"/>
+          <w:bCs w:val="0"/>
+          <w:sz w:val="24"/>
+          <w:szCs w:val="24"/>
+          <w:lang w:val="en-US" w:eastAsia="zh-CN"/>
+        </w:rPr>
+        <w:t>需要缓存的场景：</w:t>
+      </w:r>
+    </w:p>
+    <w:p>
+      <w:pPr>
+        <w:numPr>
+          <w:ilvl w:val="0"/>
+          <w:numId w:val="0"/>
+        </w:numPr>
+        <w:ind w:leftChars="0"/>
+        <w:rPr>
+          <w:rFonts w:hint="eastAsia"/>
+          <w:b w:val="0"/>
+          <w:bCs w:val="0"/>
+          <w:sz w:val="24"/>
+          <w:szCs w:val="24"/>
+          <w:lang w:val="en-US" w:eastAsia="zh-CN"/>
+        </w:rPr>
+      </w:pPr>
+      <w:r>
+        <w:rPr>
+          <w:rFonts w:hint="eastAsia"/>
+          <w:b w:val="0"/>
+          <w:bCs w:val="0"/>
+          <w:sz w:val="24"/>
+          <w:szCs w:val="24"/>
+          <w:lang w:val="en-US" w:eastAsia="zh-CN"/>
+        </w:rPr>
+        <w:t xml:space="preserve">  - 读多写少、查询频繁的热点数据，比如：分类列表、新闻列表、新闻详情。</w:t>
+      </w:r>
+    </w:p>
+    <w:p>
+      <w:pPr>
+        <w:numPr>
+          <w:ilvl w:val="0"/>
+          <w:numId w:val="0"/>
+        </w:numPr>
+        <w:ind w:leftChars="0"/>
+        <w:rPr>
+          <w:rFonts w:hint="eastAsia"/>
+          <w:b w:val="0"/>
+          <w:bCs w:val="0"/>
+          <w:sz w:val="24"/>
+          <w:szCs w:val="24"/>
+          <w:lang w:val="en-US" w:eastAsia="zh-CN"/>
+        </w:rPr>
+      </w:pPr>
+      <w:r>
+        <w:rPr>
+          <w:rFonts w:hint="eastAsia"/>
+          <w:b w:val="0"/>
+          <w:bCs w:val="0"/>
+          <w:sz w:val="24"/>
+          <w:szCs w:val="24"/>
+          <w:lang w:val="en-US" w:eastAsia="zh-CN"/>
+        </w:rPr>
+        <w:t xml:space="preserve">  - 特点：结果相对稳定，用缓存换掉反复查库，减少数据库压力。</w:t>
+      </w:r>
+    </w:p>
+    <w:p>
+      <w:pPr>
+        <w:numPr>
+          <w:ilvl w:val="0"/>
+          <w:numId w:val="0"/>
+        </w:numPr>
+        <w:ind w:leftChars="0"/>
+        <w:rPr>
+          <w:rFonts w:hint="eastAsia"/>
+          <w:b w:val="0"/>
+          <w:bCs w:val="0"/>
+          <w:sz w:val="24"/>
+          <w:szCs w:val="24"/>
+          <w:lang w:val="en-US" w:eastAsia="zh-CN"/>
+        </w:rPr>
+      </w:pPr>
+      <w:r>
+        <w:rPr>
+          <w:rFonts w:hint="eastAsia"/>
+          <w:b w:val="0"/>
+          <w:bCs w:val="0"/>
+          <w:sz w:val="24"/>
+          <w:szCs w:val="24"/>
+          <w:lang w:val="en-US" w:eastAsia="zh-CN"/>
+        </w:rPr>
+        <w:t xml:space="preserve">  </w:t>
+      </w:r>
+    </w:p>
+    <w:p>
+      <w:pPr>
+        <w:numPr>
+          <w:ilvl w:val="0"/>
+          <w:numId w:val="0"/>
+        </w:numPr>
+        <w:ind w:leftChars="0"/>
+        <w:rPr>
+          <w:rFonts w:hint="eastAsia"/>
+          <w:b w:val="0"/>
+          <w:bCs w:val="0"/>
+          <w:sz w:val="24"/>
+          <w:szCs w:val="24"/>
+          <w:lang w:val="en-US" w:eastAsia="zh-CN"/>
+        </w:rPr>
+      </w:pPr>
+      <w:r>
+        <w:rPr>
+          <w:rFonts w:hint="eastAsia"/>
+          <w:b w:val="0"/>
+          <w:bCs w:val="0"/>
+          <w:sz w:val="24"/>
+          <w:szCs w:val="24"/>
+          <w:lang w:val="en-US" w:eastAsia="zh-CN"/>
+        </w:rPr>
+        <w:t xml:space="preserve">  不需要缓存的场景：</w:t>
+      </w:r>
+    </w:p>
+    <w:p>
+      <w:pPr>
+        <w:numPr>
+          <w:ilvl w:val="0"/>
+          <w:numId w:val="0"/>
+        </w:numPr>
+        <w:ind w:leftChars="0"/>
+        <w:rPr>
+          <w:rFonts w:hint="eastAsia"/>
+          <w:b w:val="0"/>
+          <w:bCs w:val="0"/>
+          <w:sz w:val="24"/>
+          <w:szCs w:val="24"/>
+          <w:lang w:val="en-US" w:eastAsia="zh-CN"/>
+        </w:rPr>
+      </w:pPr>
+      <w:r>
+        <w:rPr>
+          <w:rFonts w:hint="eastAsia"/>
+          <w:b w:val="0"/>
+          <w:bCs w:val="0"/>
+          <w:sz w:val="24"/>
+          <w:szCs w:val="24"/>
+          <w:lang w:val="en-US" w:eastAsia="zh-CN"/>
+        </w:rPr>
+        <w:t xml:space="preserve">  - 写操作（增、删、改）：本身就是在改数据，加了缓存还会造成数据不一致。</w:t>
+      </w:r>
+    </w:p>
+    <w:p>
+      <w:pPr>
+        <w:numPr>
+          <w:ilvl w:val="0"/>
+          <w:numId w:val="0"/>
+        </w:numPr>
+        <w:ind w:leftChars="0"/>
+        <w:rPr>
+          <w:rFonts w:hint="eastAsia"/>
+          <w:b w:val="0"/>
+          <w:bCs w:val="0"/>
+          <w:sz w:val="24"/>
+          <w:szCs w:val="24"/>
+          <w:lang w:val="en-US" w:eastAsia="zh-CN"/>
+        </w:rPr>
+      </w:pPr>
+      <w:r>
+        <w:rPr>
+          <w:rFonts w:hint="eastAsia"/>
+          <w:b w:val="0"/>
+          <w:bCs w:val="0"/>
+          <w:sz w:val="24"/>
+          <w:szCs w:val="24"/>
+          <w:lang w:val="en-US" w:eastAsia="zh-CN"/>
+        </w:rPr>
+        <w:t xml:space="preserve">  - 结果每次都变的方法：比如浏览量 +1，每次都要读最新值，缓存会卡住统计。</w:t>
       </w:r>
       <w:bookmarkStart w:id="0" w:name="_GoBack"/>
       <w:bookmarkEnd w:id="0"/>
-      <w:r>
-        <w:rPr>
-          <w:rFonts w:hint="eastAsia"/>
-          <w:b w:val="0"/>
-          <w:bCs w:val="0"/>
-          <w:sz w:val="24"/>
-          <w:szCs w:val="24"/>
-          <w:lang w:val="en-US" w:eastAsia="zh-CN"/>
-        </w:rPr>
-        <w:t>是一种存储机制，用于临时存储数据，当再次需要这些数据时候，可以快速从缓存中检索，而不是重新去查数据库</w:t>
-      </w:r>
-    </w:p>
-    <w:p>
-      <w:pPr>
-        <w:numPr>
-          <w:ilvl w:val="0"/>
-          <w:numId w:val="2"/>
-        </w:numPr>
-        <w:ind w:left="0" w:leftChars="0" w:firstLine="0" w:firstLineChars="0"/>
-        <w:rPr>
-          <w:rFonts w:hint="default"/>
-          <w:b/>
-          <w:bCs/>
-          <w:sz w:val="28"/>
-          <w:szCs w:val="28"/>
-          <w:lang w:val="en-US" w:eastAsia="zh-CN"/>
-        </w:rPr>
-      </w:pPr>
-      <w:r>
-        <w:rPr>
-          <w:rFonts w:hint="eastAsia"/>
-          <w:b/>
-          <w:bCs/>
-          <w:sz w:val="28"/>
-          <w:szCs w:val="28"/>
-          <w:lang w:val="en-US" w:eastAsia="zh-CN"/>
-        </w:rPr>
-        <w:t>Redis是什么？</w:t>
-      </w:r>
-    </w:p>
-    <w:p>
-      <w:pPr>
-        <w:numPr>
-          <w:numId w:val="0"/>
-        </w:numPr>
-        <w:ind w:leftChars="0"/>
-        <w:rPr>
-          <w:rFonts w:hint="default"/>
-          <w:b/>
-          <w:bCs/>
-          <w:sz w:val="28"/>
-          <w:szCs w:val="28"/>
-          <w:lang w:val="en-US" w:eastAsia="zh-CN"/>
-        </w:rPr>
-      </w:pPr>
-      <w:r>
-        <w:rPr>
-          <w:rFonts w:hint="eastAsia"/>
-          <w:b w:val="0"/>
-          <w:bCs w:val="0"/>
-          <w:sz w:val="24"/>
-          <w:szCs w:val="24"/>
-          <w:lang w:val="en-US" w:eastAsia="zh-CN"/>
-        </w:rPr>
-        <w:t>答：Redis是一种高性能的存储系统，能将数据存在内存里，因此读写很快。能有效提高性能、减少服务器压力、提升用户体验。</w:t>
-      </w:r>
-    </w:p>
-    <w:p>
-      <w:pPr>
-        <w:numPr>
-          <w:ilvl w:val="0"/>
-          <w:numId w:val="2"/>
-        </w:numPr>
-        <w:ind w:left="0" w:leftChars="0" w:firstLine="0" w:firstLineChars="0"/>
-        <w:rPr>
-          <w:rFonts w:hint="default"/>
-          <w:b/>
-          <w:bCs/>
-          <w:sz w:val="28"/>
-          <w:szCs w:val="28"/>
-          <w:lang w:val="en-US" w:eastAsia="zh-CN"/>
-        </w:rPr>
-      </w:pPr>
-    </w:p>
-    <w:p>
-      <w:pPr>
-        <w:numPr>
-          <w:ilvl w:val="0"/>
-          <w:numId w:val="2"/>
-        </w:numPr>
-        <w:ind w:left="0" w:leftChars="0" w:firstLine="0" w:firstLineChars="0"/>
-        <w:rPr>
-          <w:rFonts w:hint="default"/>
-          <w:b/>
-          <w:bCs/>
-          <w:sz w:val="28"/>
-          <w:szCs w:val="28"/>
-          <w:lang w:val="en-US" w:eastAsia="zh-CN"/>
-        </w:rPr>
-      </w:pPr>
-    </w:p>
-    <w:p>
-      <w:pPr>
-        <w:numPr>
-          <w:ilvl w:val="0"/>
-          <w:numId w:val="0"/>
-        </w:numPr>
-        <w:rPr>
-          <w:rFonts w:hint="eastAsia"/>
-          <w:b w:val="0"/>
-          <w:bCs w:val="0"/>
-          <w:sz w:val="24"/>
-          <w:szCs w:val="24"/>
-          <w:lang w:val="en-US" w:eastAsia="zh-CN"/>
-        </w:rPr>
-      </w:pPr>
+    </w:p>
+    <w:p>
+      <w:pPr>
+        <w:numPr>
+          <w:ilvl w:val="0"/>
+          <w:numId w:val="0"/>
+        </w:numPr>
+        <w:rPr>
+          <w:rFonts w:hint="eastAsia"/>
+          <w:b w:val="0"/>
+          <w:bCs w:val="0"/>
+          <w:sz w:val="24"/>
+          <w:szCs w:val="24"/>
+          <w:lang w:val="en-US" w:eastAsia="zh-CN"/>
+        </w:rPr>
+      </w:pPr>
+      <w:r>
+        <w:rPr>
+          <w:rFonts w:hint="eastAsia"/>
+          <w:b/>
+          <w:bCs/>
+          <w:sz w:val="28"/>
+          <w:szCs w:val="28"/>
+          <w:lang w:val="en-US" w:eastAsia="zh-CN"/>
+        </w:rPr>
+        <w:t>31、多轮对话场景下，上下文无限增长会导致 token 消耗暴涨和大模型幻觉（说胡话），怎么解决？</w:t>
+      </w:r>
+    </w:p>
+    <w:p>
+      <w:pPr>
+        <w:numPr>
+          <w:ilvl w:val="0"/>
+          <w:numId w:val="0"/>
+        </w:numPr>
+        <w:rPr>
+          <w:rFonts w:hint="eastAsia"/>
+          <w:b w:val="0"/>
+          <w:bCs w:val="0"/>
+          <w:sz w:val="24"/>
+          <w:szCs w:val="24"/>
+          <w:lang w:val="en-US" w:eastAsia="zh-CN"/>
+        </w:rPr>
+      </w:pPr>
+      <w:r>
+        <w:rPr>
+          <w:rFonts w:hint="eastAsia"/>
+          <w:b w:val="0"/>
+          <w:bCs w:val="0"/>
+          <w:sz w:val="24"/>
+          <w:szCs w:val="24"/>
+          <w:lang w:val="en-US" w:eastAsia="zh-CN"/>
+        </w:rPr>
+        <w:t xml:space="preserve"> 答: </w:t>
+      </w:r>
+      <w:r>
+        <w:rPr>
+          <w:rFonts w:hint="eastAsia"/>
+          <w:b/>
+          <w:bCs/>
+          <w:sz w:val="24"/>
+          <w:szCs w:val="24"/>
+          <w:lang w:val="en-US" w:eastAsia="zh-CN"/>
+        </w:rPr>
+        <w:t>核心思路</w:t>
+      </w:r>
+      <w:r>
+        <w:rPr>
+          <w:rFonts w:hint="eastAsia"/>
+          <w:b w:val="0"/>
+          <w:bCs w:val="0"/>
+          <w:sz w:val="24"/>
+          <w:szCs w:val="24"/>
+          <w:lang w:val="en-US" w:eastAsia="zh-CN"/>
+        </w:rPr>
+        <w:t>是控制上下文长度 + 把会话状态放后端管理，具体四个手段：</w:t>
+      </w:r>
+    </w:p>
+    <w:p>
+      <w:pPr>
+        <w:numPr>
+          <w:ilvl w:val="0"/>
+          <w:numId w:val="0"/>
+        </w:numPr>
+        <w:rPr>
+          <w:rFonts w:hint="eastAsia"/>
+          <w:b w:val="0"/>
+          <w:bCs w:val="0"/>
+          <w:sz w:val="24"/>
+          <w:szCs w:val="24"/>
+          <w:lang w:val="en-US" w:eastAsia="zh-CN"/>
+        </w:rPr>
+      </w:pPr>
+    </w:p>
+    <w:p>
+      <w:pPr>
+        <w:numPr>
+          <w:ilvl w:val="0"/>
+          <w:numId w:val="0"/>
+        </w:numPr>
+        <w:rPr>
+          <w:rFonts w:hint="eastAsia"/>
+          <w:b w:val="0"/>
+          <w:bCs w:val="0"/>
+          <w:sz w:val="24"/>
+          <w:szCs w:val="24"/>
+          <w:lang w:val="en-US" w:eastAsia="zh-CN"/>
+        </w:rPr>
+      </w:pPr>
+      <w:r>
+        <w:rPr>
+          <w:rFonts w:hint="eastAsia"/>
+          <w:b w:val="0"/>
+          <w:bCs w:val="0"/>
+          <w:sz w:val="24"/>
+          <w:szCs w:val="24"/>
+          <w:lang w:val="en-US" w:eastAsia="zh-CN"/>
+        </w:rPr>
+        <w:t xml:space="preserve">  1. 截断窗口</w:t>
+      </w:r>
+    </w:p>
+    <w:p>
+      <w:pPr>
+        <w:numPr>
+          <w:ilvl w:val="0"/>
+          <w:numId w:val="0"/>
+        </w:numPr>
+        <w:rPr>
+          <w:rFonts w:hint="eastAsia"/>
+          <w:b w:val="0"/>
+          <w:bCs w:val="0"/>
+          <w:sz w:val="24"/>
+          <w:szCs w:val="24"/>
+          <w:lang w:val="en-US" w:eastAsia="zh-CN"/>
+        </w:rPr>
+      </w:pPr>
+      <w:r>
+        <w:rPr>
+          <w:rFonts w:hint="eastAsia"/>
+          <w:b w:val="0"/>
+          <w:bCs w:val="0"/>
+          <w:sz w:val="24"/>
+          <w:szCs w:val="24"/>
+          <w:lang w:val="en-US" w:eastAsia="zh-CN"/>
+        </w:rPr>
+        <w:t xml:space="preserve">  只保留最近 N 轮对话，更早的直接丢弃，把输入 token 卡死在固定上限内。</w:t>
+      </w:r>
+    </w:p>
+    <w:p>
+      <w:pPr>
+        <w:numPr>
+          <w:ilvl w:val="0"/>
+          <w:numId w:val="0"/>
+        </w:numPr>
+        <w:rPr>
+          <w:rFonts w:hint="eastAsia"/>
+          <w:b w:val="0"/>
+          <w:bCs w:val="0"/>
+          <w:sz w:val="24"/>
+          <w:szCs w:val="24"/>
+          <w:lang w:val="en-US" w:eastAsia="zh-CN"/>
+        </w:rPr>
+      </w:pPr>
+    </w:p>
+    <w:p>
+      <w:pPr>
+        <w:numPr>
+          <w:ilvl w:val="0"/>
+          <w:numId w:val="0"/>
+        </w:numPr>
+        <w:rPr>
+          <w:rFonts w:hint="eastAsia"/>
+          <w:b w:val="0"/>
+          <w:bCs w:val="0"/>
+          <w:sz w:val="24"/>
+          <w:szCs w:val="24"/>
+          <w:lang w:val="en-US" w:eastAsia="zh-CN"/>
+        </w:rPr>
+      </w:pPr>
+      <w:r>
+        <w:rPr>
+          <w:rFonts w:hint="eastAsia"/>
+          <w:b w:val="0"/>
+          <w:bCs w:val="0"/>
+          <w:sz w:val="24"/>
+          <w:szCs w:val="24"/>
+          <w:lang w:val="en-US" w:eastAsia="zh-CN"/>
+        </w:rPr>
+        <w:t xml:space="preserve">  2. 不直接丢旧对话，而是先把超出的历史用模型压缩成一段摘要，拼回 system 提示词里。既省token，又保留了"之前聊过什么"的关键信息，比粗暴截断信息丢失少。</w:t>
+      </w:r>
+    </w:p>
+    <w:p>
+      <w:pPr>
+        <w:numPr>
+          <w:ilvl w:val="0"/>
+          <w:numId w:val="0"/>
+        </w:numPr>
+        <w:rPr>
+          <w:rFonts w:hint="eastAsia"/>
+          <w:b w:val="0"/>
+          <w:bCs w:val="0"/>
+          <w:sz w:val="24"/>
+          <w:szCs w:val="24"/>
+          <w:lang w:val="en-US" w:eastAsia="zh-CN"/>
+        </w:rPr>
+      </w:pPr>
+      <w:r>
+        <w:rPr>
+          <w:rFonts w:hint="eastAsia"/>
+          <w:b w:val="0"/>
+          <w:bCs w:val="0"/>
+          <w:sz w:val="24"/>
+          <w:szCs w:val="24"/>
+          <w:lang w:val="en-US" w:eastAsia="zh-CN"/>
+        </w:rPr>
+        <w:t>3. 会话状态持久化到后端前端不传全量 history，只传 session_id。后端把每轮对话存库，自己负责「取历史 → 截断/摘要 → 调模型 →存回本轮」。好处：请求体稳定、历史可管理、还能做多端同步和审计。</w:t>
+      </w:r>
+    </w:p>
+    <w:p>
+      <w:pPr>
+        <w:numPr>
+          <w:ilvl w:val="0"/>
+          <w:numId w:val="0"/>
+        </w:numPr>
+        <w:rPr>
+          <w:rFonts w:hint="eastAsia"/>
+          <w:b w:val="0"/>
+          <w:bCs w:val="0"/>
+          <w:sz w:val="24"/>
+          <w:szCs w:val="24"/>
+          <w:lang w:val="en-US" w:eastAsia="zh-CN"/>
+        </w:rPr>
+      </w:pPr>
+      <w:r>
+        <w:rPr>
+          <w:rFonts w:hint="eastAsia"/>
+          <w:b w:val="0"/>
+          <w:bCs w:val="0"/>
+          <w:sz w:val="24"/>
+          <w:szCs w:val="24"/>
+          <w:lang w:val="en-US" w:eastAsia="zh-CN"/>
+        </w:rPr>
+        <w:t>4. 缓解幻觉</w:t>
+      </w:r>
+    </w:p>
+    <w:p>
+      <w:pPr>
+        <w:numPr>
+          <w:ilvl w:val="0"/>
+          <w:numId w:val="0"/>
+        </w:numPr>
+        <w:rPr>
+          <w:rFonts w:hint="eastAsia"/>
+          <w:b w:val="0"/>
+          <w:bCs w:val="0"/>
+          <w:sz w:val="24"/>
+          <w:szCs w:val="24"/>
+          <w:lang w:val="en-US" w:eastAsia="zh-CN"/>
+        </w:rPr>
+      </w:pPr>
+      <w:r>
+        <w:rPr>
+          <w:rFonts w:hint="eastAsia"/>
+          <w:b w:val="0"/>
+          <w:bCs w:val="0"/>
+          <w:sz w:val="24"/>
+          <w:szCs w:val="24"/>
+          <w:lang w:val="en-US" w:eastAsia="zh-CN"/>
+        </w:rPr>
+        <w:t xml:space="preserve">  - 降低 temperature，让回答更收敛、少乱编；</w:t>
+      </w:r>
+    </w:p>
+    <w:p>
+      <w:pPr>
+        <w:numPr>
+          <w:ilvl w:val="0"/>
+          <w:numId w:val="0"/>
+        </w:numPr>
+        <w:rPr>
+          <w:rFonts w:hint="eastAsia"/>
+          <w:b w:val="0"/>
+          <w:bCs w:val="0"/>
+          <w:sz w:val="24"/>
+          <w:szCs w:val="24"/>
+          <w:lang w:val="en-US" w:eastAsia="zh-CN"/>
+        </w:rPr>
+      </w:pPr>
+      <w:r>
+        <w:rPr>
+          <w:rFonts w:hint="eastAsia"/>
+          <w:b w:val="0"/>
+          <w:bCs w:val="0"/>
+          <w:sz w:val="24"/>
+          <w:szCs w:val="24"/>
+          <w:lang w:val="en-US" w:eastAsia="zh-CN"/>
+        </w:rPr>
+        <w:t xml:space="preserve">  - 在 system 提示词里约束"只回答你掌握的信息，不确定就明确说不确定"；</w:t>
+      </w:r>
+    </w:p>
+    <w:p>
+      <w:pPr>
+        <w:numPr>
+          <w:ilvl w:val="0"/>
+          <w:numId w:val="0"/>
+        </w:numPr>
+        <w:rPr>
+          <w:rFonts w:hint="eastAsia"/>
+          <w:b w:val="0"/>
+          <w:bCs w:val="0"/>
+          <w:sz w:val="24"/>
+          <w:szCs w:val="24"/>
+          <w:lang w:val="en-US" w:eastAsia="zh-CN"/>
+        </w:rPr>
+      </w:pPr>
+      <w:r>
+        <w:rPr>
+          <w:rFonts w:hint="eastAsia"/>
+          <w:b w:val="0"/>
+          <w:bCs w:val="0"/>
+          <w:sz w:val="24"/>
+          <w:szCs w:val="24"/>
+          <w:lang w:val="en-US" w:eastAsia="zh-CN"/>
+        </w:rPr>
+        <w:t xml:space="preserve">  - 必要时用 RAG，按相关性检索相关知识片段喂给模型，而不是靠模型记忆。</w:t>
+      </w:r>
     </w:p>
     <w:p>
       <w:pPr>

--- a/关于python与agent学习通用概念.docx
+++ b/关于python与agent学习通用概念.docx
@@ -49,8 +49,10 @@
           <w:szCs w:val="28"/>
           <w:lang w:val="en-US" w:eastAsia="zh-CN"/>
         </w:rPr>
-        <w:t>path环境变量的作用</w:t>
-      </w:r>
+        <w:t>path环境变量的作用是？</w:t>
+      </w:r>
+      <w:bookmarkStart w:id="0" w:name="_GoBack"/>
+      <w:bookmarkEnd w:id="0"/>
     </w:p>
     <w:p>
       <w:pPr>
@@ -957,24 +959,51 @@
           <w:numId w:val="0"/>
         </w:numPr>
         <w:rPr>
-          <w:rFonts w:hint="default"/>
-          <w:b/>
-          <w:bCs/>
-          <w:sz w:val="28"/>
-          <w:szCs w:val="28"/>
-          <w:lang w:val="en-US" w:eastAsia="zh-CN"/>
-        </w:rPr>
-      </w:pPr>
-      <w:r>
-        <w:rPr>
-          <w:rFonts w:hint="eastAsia"/>
-          <w:b w:val="0"/>
-          <w:bCs w:val="0"/>
-          <w:sz w:val="24"/>
-          <w:szCs w:val="24"/>
-          <w:lang w:val="en-US" w:eastAsia="zh-CN"/>
-        </w:rPr>
-        <w:t>答：1、随着对话逐步进行，需要耗费的token越来越多2、长历史对话会导致过去的对话会影响大模型判断和性能 解决方法：只保留最近N轮对话</w:t>
+          <w:rFonts w:hint="eastAsia"/>
+          <w:b w:val="0"/>
+          <w:bCs w:val="0"/>
+          <w:sz w:val="24"/>
+          <w:szCs w:val="24"/>
+          <w:lang w:val="en-US" w:eastAsia="zh-CN"/>
+        </w:rPr>
+      </w:pPr>
+      <w:r>
+        <w:rPr>
+          <w:rFonts w:hint="eastAsia"/>
+          <w:b w:val="0"/>
+          <w:bCs w:val="0"/>
+          <w:sz w:val="24"/>
+          <w:szCs w:val="24"/>
+          <w:lang w:val="en-US" w:eastAsia="zh-CN"/>
+        </w:rPr>
+        <w:t>答：1、随着对话逐步进行，需要耗费的token越来越多</w:t>
+      </w:r>
+    </w:p>
+    <w:p>
+      <w:pPr>
+        <w:numPr>
+          <w:ilvl w:val="0"/>
+          <w:numId w:val="0"/>
+        </w:numPr>
+        <w:rPr>
+          <w:rFonts w:hint="default"/>
+          <w:b/>
+          <w:bCs/>
+          <w:sz w:val="28"/>
+          <w:szCs w:val="28"/>
+          <w:lang w:val="en-US" w:eastAsia="zh-CN"/>
+        </w:rPr>
+      </w:pPr>
+      <w:r>
+        <w:rPr>
+          <w:rFonts w:hint="eastAsia"/>
+          <w:b w:val="0"/>
+          <w:bCs w:val="0"/>
+          <w:sz w:val="24"/>
+          <w:szCs w:val="24"/>
+          <w:lang w:val="en-US" w:eastAsia="zh-CN"/>
+        </w:rPr>
+        <w:t>2、长历史对话会导致过去的对话会影响大模型判断和性能 解决方法：只保留最近N轮对话</w:t>
       </w:r>
     </w:p>
     <w:p>
@@ -1583,8 +1612,8 @@
           <w:rFonts w:hint="default"/>
           <w:b w:val="0"/>
           <w:bCs w:val="0"/>
-          <w:sz w:val="24"/>
-          <w:szCs w:val="24"/>
+          <w:sz w:val="28"/>
+          <w:szCs w:val="28"/>
           <w:lang w:val="en-US" w:eastAsia="zh-CN"/>
         </w:rPr>
         <w:t>Nginx</w:t>
@@ -2249,7 +2278,7 @@
           <w:szCs w:val="28"/>
           <w:lang w:val="en-US" w:eastAsia="zh-CN"/>
         </w:rPr>
-        <w:t>是不所有的crud操作都要配缓存？</w:t>
+        <w:t>是不是所有的crud操作都要配缓存？</w:t>
       </w:r>
     </w:p>
     <w:p>
@@ -2475,8 +2504,6 @@
         </w:rPr>
         <w:t xml:space="preserve">  - 结果每次都变的方法：比如浏览量 +1，每次都要读最新值，缓存会卡住统计。</w:t>
       </w:r>
-      <w:bookmarkStart w:id="0" w:name="_GoBack"/>
-      <w:bookmarkEnd w:id="0"/>
     </w:p>
     <w:p>
       <w:pPr>

--- a/关于python与agent学习通用概念.docx
+++ b/关于python与agent学习通用概念.docx
@@ -51,8 +51,6 @@
         </w:rPr>
         <w:t>path环境变量的作用是？</w:t>
       </w:r>
-      <w:bookmarkStart w:id="0" w:name="_GoBack"/>
-      <w:bookmarkEnd w:id="0"/>
     </w:p>
     <w:p>
       <w:pPr>
@@ -2836,14 +2834,71 @@
           <w:numId w:val="0"/>
         </w:numPr>
         <w:rPr>
-          <w:rFonts w:hint="default"/>
-          <w:b w:val="0"/>
-          <w:bCs w:val="0"/>
-          <w:sz w:val="24"/>
-          <w:szCs w:val="24"/>
-          <w:lang w:val="en-US" w:eastAsia="zh-CN"/>
-        </w:rPr>
-      </w:pPr>
+          <w:rFonts w:hint="eastAsia"/>
+          <w:b w:val="0"/>
+          <w:bCs w:val="0"/>
+          <w:sz w:val="24"/>
+          <w:szCs w:val="24"/>
+          <w:lang w:val="en-US" w:eastAsia="zh-CN"/>
+        </w:rPr>
+      </w:pPr>
+    </w:p>
+    <w:p>
+      <w:pPr>
+        <w:numPr>
+          <w:ilvl w:val="0"/>
+          <w:numId w:val="2"/>
+        </w:numPr>
+        <w:ind w:left="0" w:leftChars="0" w:firstLine="0" w:firstLineChars="0"/>
+        <w:rPr>
+          <w:rFonts w:hint="default"/>
+          <w:b/>
+          <w:bCs/>
+          <w:sz w:val="28"/>
+          <w:szCs w:val="28"/>
+          <w:lang w:val="en-US" w:eastAsia="zh-CN"/>
+        </w:rPr>
+      </w:pPr>
+      <w:r>
+        <w:rPr>
+          <w:rFonts w:hint="eastAsia"/>
+          <w:b/>
+          <w:bCs/>
+          <w:sz w:val="28"/>
+          <w:szCs w:val="28"/>
+          <w:lang w:val="en-US" w:eastAsia="zh-CN"/>
+        </w:rPr>
+        <w:t>RAG是什么？</w:t>
+      </w:r>
+    </w:p>
+    <w:p>
+      <w:pPr>
+        <w:numPr>
+          <w:ilvl w:val="0"/>
+          <w:numId w:val="0"/>
+        </w:numPr>
+        <w:rPr>
+          <w:rFonts w:hint="default"/>
+          <w:b w:val="0"/>
+          <w:bCs w:val="0"/>
+          <w:sz w:val="24"/>
+          <w:szCs w:val="24"/>
+          <w:lang w:val="en-US" w:eastAsia="zh-CN"/>
+        </w:rPr>
+      </w:pPr>
+      <w:r>
+        <w:rPr>
+          <w:rFonts w:hint="eastAsia"/>
+          <w:b w:val="0"/>
+          <w:bCs w:val="0"/>
+          <w:sz w:val="24"/>
+          <w:szCs w:val="24"/>
+          <w:lang w:val="en-US" w:eastAsia="zh-CN"/>
+        </w:rPr>
+        <w:t>答：</w:t>
+      </w:r>
+      <w:bookmarkStart w:id="0" w:name="_GoBack"/>
+      <w:bookmarkEnd w:id="0"/>
     </w:p>
     <w:p>
       <w:pPr>

--- a/关于python与agent学习通用概念.docx
+++ b/关于python与agent学习通用概念.docx
@@ -2878,59 +2878,211 @@
           <w:numId w:val="0"/>
         </w:numPr>
         <w:rPr>
-          <w:rFonts w:hint="default"/>
-          <w:b w:val="0"/>
-          <w:bCs w:val="0"/>
-          <w:sz w:val="24"/>
-          <w:szCs w:val="24"/>
-          <w:lang w:val="en-US" w:eastAsia="zh-CN"/>
-        </w:rPr>
-      </w:pPr>
-      <w:r>
-        <w:rPr>
-          <w:rFonts w:hint="eastAsia"/>
-          <w:b w:val="0"/>
-          <w:bCs w:val="0"/>
-          <w:sz w:val="24"/>
-          <w:szCs w:val="24"/>
-          <w:lang w:val="en-US" w:eastAsia="zh-CN"/>
-        </w:rPr>
-        <w:t>答：</w:t>
+          <w:rFonts w:hint="eastAsia"/>
+          <w:b w:val="0"/>
+          <w:bCs w:val="0"/>
+          <w:sz w:val="24"/>
+          <w:szCs w:val="24"/>
+          <w:lang w:val="en-US" w:eastAsia="zh-CN"/>
+        </w:rPr>
+      </w:pPr>
+      <w:r>
+        <w:rPr>
+          <w:rFonts w:hint="eastAsia"/>
+          <w:b w:val="0"/>
+          <w:bCs w:val="0"/>
+          <w:sz w:val="24"/>
+          <w:szCs w:val="24"/>
+          <w:lang w:val="en-US" w:eastAsia="zh-CN"/>
+        </w:rPr>
+        <w:t>答：它的全称为检索增强生成，是先检索再生成、在回答问题时候从外部知识库里检索相关内容、再依据这些内容来回答，为什么需要它因为大模型的知识是有截止时间，也就是幻觉、RAG就是给模型外挂一个资料库，减少模型幻觉问题。</w:t>
+      </w:r>
+    </w:p>
+    <w:p>
+      <w:pPr>
+        <w:numPr>
+          <w:ilvl w:val="0"/>
+          <w:numId w:val="0"/>
+        </w:numPr>
+        <w:rPr>
+          <w:rFonts w:hint="eastAsia"/>
+          <w:b w:val="0"/>
+          <w:bCs w:val="0"/>
+          <w:sz w:val="24"/>
+          <w:szCs w:val="24"/>
+          <w:lang w:val="en-US" w:eastAsia="zh-CN"/>
+        </w:rPr>
+      </w:pPr>
+    </w:p>
+    <w:p>
+      <w:pPr>
+        <w:numPr>
+          <w:ilvl w:val="0"/>
+          <w:numId w:val="2"/>
+        </w:numPr>
+        <w:ind w:left="0" w:leftChars="0" w:firstLine="0" w:firstLineChars="0"/>
+        <w:rPr>
+          <w:rFonts w:hint="eastAsia"/>
+          <w:b/>
+          <w:bCs/>
+          <w:sz w:val="28"/>
+          <w:szCs w:val="28"/>
+          <w:lang w:val="en-US" w:eastAsia="zh-CN"/>
+        </w:rPr>
+      </w:pPr>
+      <w:r>
+        <w:rPr>
+          <w:rFonts w:hint="eastAsia"/>
+          <w:b/>
+          <w:bCs/>
+          <w:sz w:val="28"/>
+          <w:szCs w:val="28"/>
+          <w:lang w:val="en-US" w:eastAsia="zh-CN"/>
+        </w:rPr>
+        <w:t>什么是MCP，它和skill有什么区别？</w:t>
+      </w:r>
+    </w:p>
+    <w:p>
+      <w:pPr>
+        <w:widowControl w:val="0"/>
+        <w:numPr>
+          <w:numId w:val="0"/>
+        </w:numPr>
+        <w:jc w:val="both"/>
+        <w:rPr>
+          <w:rFonts w:hint="eastAsia"/>
+          <w:b w:val="0"/>
+          <w:bCs w:val="0"/>
+          <w:sz w:val="24"/>
+          <w:szCs w:val="24"/>
+          <w:lang w:val="en-US" w:eastAsia="zh-CN"/>
+        </w:rPr>
+      </w:pPr>
+      <w:r>
+        <w:rPr>
+          <w:rFonts w:hint="eastAsia"/>
+          <w:b w:val="0"/>
+          <w:bCs w:val="0"/>
+          <w:sz w:val="24"/>
+          <w:szCs w:val="24"/>
+          <w:lang w:val="en-US" w:eastAsia="zh-CN"/>
+        </w:rPr>
+        <w:t>答：全称为模型上下文协议，是Anthropic提出的一个开发标准协议，用来规范ai和外部的工具和数据源的连接，主要关注的重点是怎么把工具连起来用，而skill是打包起来的一个技能单元，关注着是怎么把一件事情做好</w:t>
+      </w:r>
+    </w:p>
+    <w:p>
+      <w:pPr>
+        <w:numPr>
+          <w:ilvl w:val="0"/>
+          <w:numId w:val="2"/>
+        </w:numPr>
+        <w:ind w:left="0" w:leftChars="0" w:firstLine="0" w:firstLineChars="0"/>
+        <w:rPr>
+          <w:rFonts w:hint="default"/>
+          <w:b/>
+          <w:bCs/>
+          <w:sz w:val="28"/>
+          <w:szCs w:val="28"/>
+          <w:lang w:val="en-US" w:eastAsia="zh-CN"/>
+        </w:rPr>
+      </w:pPr>
+      <w:r>
+        <w:rPr>
+          <w:rFonts w:hint="eastAsia"/>
+          <w:b/>
+          <w:bCs/>
+          <w:sz w:val="28"/>
+          <w:szCs w:val="28"/>
+          <w:lang w:val="en-US" w:eastAsia="zh-CN"/>
+        </w:rPr>
+        <w:t>什么是function calling?</w:t>
+      </w:r>
+    </w:p>
+    <w:p>
+      <w:pPr>
+        <w:widowControl w:val="0"/>
+        <w:numPr>
+          <w:numId w:val="0"/>
+        </w:numPr>
+        <w:jc w:val="both"/>
+        <w:rPr>
+          <w:rFonts w:hint="eastAsia"/>
+          <w:b w:val="0"/>
+          <w:bCs w:val="0"/>
+          <w:sz w:val="24"/>
+          <w:szCs w:val="24"/>
+          <w:lang w:val="en-US" w:eastAsia="zh-CN"/>
+        </w:rPr>
+      </w:pPr>
+      <w:r>
+        <w:rPr>
+          <w:rFonts w:hint="eastAsia"/>
+          <w:b w:val="0"/>
+          <w:bCs w:val="0"/>
+          <w:sz w:val="24"/>
+          <w:szCs w:val="24"/>
+          <w:lang w:val="en-US" w:eastAsia="zh-CN"/>
+        </w:rPr>
+        <w:t>答：是让大模型能调用外部工具/函数的能力，它是agent能干的技术基础。</w:t>
+      </w:r>
+    </w:p>
+    <w:p>
+      <w:pPr>
+        <w:widowControl w:val="0"/>
+        <w:numPr>
+          <w:numId w:val="0"/>
+        </w:numPr>
+        <w:jc w:val="both"/>
+        <w:rPr>
+          <w:rFonts w:hint="eastAsia"/>
+          <w:b w:val="0"/>
+          <w:bCs w:val="0"/>
+          <w:sz w:val="24"/>
+          <w:szCs w:val="24"/>
+          <w:lang w:val="en-US" w:eastAsia="zh-CN"/>
+        </w:rPr>
+      </w:pPr>
+      <w:r>
+        <w:rPr>
+          <w:rFonts w:hint="eastAsia"/>
+          <w:b w:val="0"/>
+          <w:bCs w:val="0"/>
+          <w:sz w:val="24"/>
+          <w:szCs w:val="24"/>
+          <w:lang w:val="en-US" w:eastAsia="zh-CN"/>
+        </w:rPr>
+        <w:t>模型本身不执行代码，而是靠它来执行工具返回结果大模型再判断。</w:t>
+      </w:r>
+    </w:p>
+    <w:p>
+      <w:pPr>
+        <w:widowControl w:val="0"/>
+        <w:numPr>
+          <w:numId w:val="0"/>
+        </w:numPr>
+        <w:jc w:val="both"/>
+        <w:rPr>
+          <w:rFonts w:hint="default"/>
+          <w:b w:val="0"/>
+          <w:bCs w:val="0"/>
+          <w:sz w:val="24"/>
+          <w:szCs w:val="24"/>
+          <w:lang w:val="en-US" w:eastAsia="zh-CN"/>
+        </w:rPr>
+      </w:pPr>
+      <w:r>
+        <w:rPr>
+          <w:rFonts w:hint="eastAsia"/>
+          <w:b w:val="0"/>
+          <w:bCs w:val="0"/>
+          <w:sz w:val="24"/>
+          <w:szCs w:val="24"/>
+          <w:lang w:val="en-US" w:eastAsia="zh-CN"/>
+        </w:rPr>
+        <w:t>34、</w:t>
       </w:r>
       <w:bookmarkStart w:id="0" w:name="_GoBack"/>
       <w:bookmarkEnd w:id="0"/>
-    </w:p>
-    <w:p>
-      <w:pPr>
-        <w:numPr>
-          <w:ilvl w:val="0"/>
-          <w:numId w:val="0"/>
-        </w:numPr>
-        <w:rPr>
-          <w:rFonts w:hint="eastAsia"/>
-          <w:b w:val="0"/>
-          <w:bCs w:val="0"/>
-          <w:sz w:val="24"/>
-          <w:szCs w:val="24"/>
-          <w:lang w:val="en-US" w:eastAsia="zh-CN"/>
-        </w:rPr>
-      </w:pPr>
-    </w:p>
-    <w:p>
-      <w:pPr>
-        <w:numPr>
-          <w:ilvl w:val="0"/>
-          <w:numId w:val="0"/>
-        </w:numPr>
-        <w:rPr>
-          <w:rFonts w:hint="default"/>
-          <w:b/>
-          <w:bCs/>
-          <w:sz w:val="28"/>
-          <w:szCs w:val="28"/>
-          <w:lang w:val="en-US" w:eastAsia="zh-CN"/>
-        </w:rPr>
-      </w:pPr>
     </w:p>
     <w:sectPr>
       <w:pgSz w:w="11906" w:h="16838"/>
